--- a/pr-preview/pr-162/multiple-testing-handout-tracked-changes.docx
+++ b/pr-preview/pr-162/multiple-testing-handout-tracked-changes.docx
@@ -26,7 +26,7 @@
       </w:pPr>
       <w:ins w:id="2" w:author="PR Preview" w:date="2026-01-01T00:00:00Z">
         <w:r>
-          <w:t xml:space="preserve">Last modified: 2026-10-14 13:15:14 (PDT)</w:t>
+          <w:t xml:space="preserve">Last modified: 2026-10-14 14:05:35 (PDT)</w:t>
         </w:r>
       </w:ins>
     </w:p>
@@ -14778,101 +14778,33 @@
       <w:pPr>
         <w:pStyle w:val="FirstParagraph"/>
       </w:pPr>
-      <w:del w:id="3" w:author="PR Preview" w:date="2026-01-01T00:00:00Z">
-        <w:r>
-          <w:delText xml:space="preserve">The estimated FWER, 0.043,</w:delText>
-        </w:r>
-      </w:del>
-      <w:del w:id="4" w:author="PR Preview" w:date="2026-01-01T00:00:00Z">
-        <w:r>
-          <w:delText xml:space="preserve"> </w:delText>
-        </w:r>
-      </w:del>
-      <w:del w:id="5" w:author="PR Preview" w:date="2026-01-01T00:00:00Z">
-        <w:r>
-          <w:delText xml:space="preserve">is below the bound, up to simulation error.</w:delText>
-        </w:r>
-      </w:del>
-      <w:del w:id="6" w:author="PR Preview" w:date="2026-01-01T00:00:00Z">
-        <w:r>
-          <w:delText xml:space="preserve"> </w:delText>
-        </w:r>
-      </w:del>
-      <w:del w:id="7" w:author="PR Preview" w:date="2026-01-01T00:00:00Z">
-        <w:r>
-          <w:delText xml:space="preserve">The Bonferroni correction loses power in exchange:</w:delText>
-        </w:r>
-      </w:del>
-      <w:del w:id="8" w:author="PR Preview" w:date="2026-01-01T00:00:00Z">
-        <w:r>
-          <w:delText xml:space="preserve"> </w:delText>
-        </w:r>
-      </w:del>
-      <w:del w:id="9" w:author="PR Preview" w:date="2026-01-01T00:00:00Z">
-        <w:r>
-          <w:delText xml:space="preserve">it finds 15% of the 100 false null hypotheses,</w:delText>
-        </w:r>
-      </w:del>
-      <w:del w:id="10" w:author="PR Preview" w:date="2026-01-01T00:00:00Z">
-        <w:r>
-          <w:delText xml:space="preserve"> </w:delText>
-        </w:r>
-      </w:del>
-      <w:del w:id="11" w:author="PR Preview" w:date="2026-01-01T00:00:00Z">
-        <w:r>
-          <w:delText xml:space="preserve">against 85% for unadjusted testing.</w:delText>
-        </w:r>
-      </w:del>
-    </w:p>
-    <w:p>
-      <w:pPr>
-        <w:pStyle w:val="FirstParagraph"/>
-      </w:pPr>
-      <w:ins w:id="12" w:author="PR Preview" w:date="2026-01-01T00:00:00Z">
-        <w:r>
-          <w:t xml:space="preserve">The estimated FWER, 0.043,</w:t>
-        </w:r>
-      </w:ins>
-      <w:ins w:id="13" w:author="PR Preview" w:date="2026-01-01T00:00:00Z">
-        <w:r>
-          <w:t xml:space="preserve"> </w:t>
-        </w:r>
-      </w:ins>
-      <w:ins w:id="14" w:author="PR Preview" w:date="2026-01-01T00:00:00Z">
-        <w:r>
-          <w:t xml:space="preserve">is below the bound, up to simulation error.</w:t>
-        </w:r>
-      </w:ins>
-      <w:ins w:id="15" w:author="PR Preview" w:date="2026-01-01T00:00:00Z">
-        <w:r>
-          <w:t xml:space="preserve"> </w:t>
-        </w:r>
-      </w:ins>
-      <w:ins w:id="16" w:author="PR Preview" w:date="2026-01-01T00:00:00Z">
-        <w:r>
-          <w:t xml:space="preserve">The Bonferroni correction pays for this with power:</w:t>
-        </w:r>
-      </w:ins>
-      <w:ins w:id="17" w:author="PR Preview" w:date="2026-01-01T00:00:00Z">
-        <w:r>
-          <w:t xml:space="preserve"> </w:t>
-        </w:r>
-      </w:ins>
-      <w:ins w:id="18" w:author="PR Preview" w:date="2026-01-01T00:00:00Z">
-        <w:r>
-          <w:t xml:space="preserve">it finds 15% of the 100 false null hypotheses,</w:t>
-        </w:r>
-      </w:ins>
-      <w:ins w:id="19" w:author="PR Preview" w:date="2026-01-01T00:00:00Z">
-        <w:r>
-          <w:t xml:space="preserve"> </w:t>
-        </w:r>
-      </w:ins>
-      <w:ins w:id="20" w:author="PR Preview" w:date="2026-01-01T00:00:00Z">
-        <w:r>
-          <w:t xml:space="preserve">against 85% for unadjusted testing.</w:t>
-        </w:r>
-      </w:ins>
+      <w:r>
+        <w:t xml:space="preserve">The estimated FWER, 0.043,</w:t>
+      </w:r>
+      <w:r>
+        <w:t xml:space="preserve"> </w:t>
+      </w:r>
+      <w:r>
+        <w:t xml:space="preserve">is below the bound, up to simulation error.</w:t>
+      </w:r>
+      <w:r>
+        <w:t xml:space="preserve"> </w:t>
+      </w:r>
+      <w:r>
+        <w:t xml:space="preserve">The Bonferroni correction loses power in exchange:</w:t>
+      </w:r>
+      <w:r>
+        <w:t xml:space="preserve"> </w:t>
+      </w:r>
+      <w:r>
+        <w:t xml:space="preserve">it finds 15% of the 100 false null hypotheses,</w:t>
+      </w:r>
+      <w:r>
+        <w:t xml:space="preserve"> </w:t>
+      </w:r>
+      <w:r>
+        <w:t xml:space="preserve">against 85% for unadjusted testing.</w:t>
+      </w:r>
     </w:p>
     <w:bookmarkEnd w:id="64"/>
     <w:bookmarkEnd w:id="65"/>

--- a/pr-preview/pr-162/multiple-testing-handout-tracked-changes.docx
+++ b/pr-preview/pr-162/multiple-testing-handout-tracked-changes.docx
@@ -16,7 +16,7 @@
       </w:pPr>
       <w:del w:id="1" w:author="PR Preview" w:date="2026-01-01T00:00:00Z">
         <w:r>
-          <w:delText xml:space="preserve">Last modified: 2026-10-14 13:15:49 (PDT)</w:delText>
+          <w:delText xml:space="preserve">Last modified: 2026-10-14 18:04:44 (PDT)</w:delText>
         </w:r>
       </w:del>
     </w:p>
@@ -26,7 +26,7 @@
       </w:pPr>
       <w:ins w:id="2" w:author="PR Preview" w:date="2026-01-01T00:00:00Z">
         <w:r>
-          <w:t xml:space="preserve">Last modified: 2026-10-14 14:05:35 (PDT)</w:t>
+          <w:t xml:space="preserve">Last modified: 2026-10-14 18:06:19 (PDT)</w:t>
         </w:r>
       </w:ins>
     </w:p>
